--- a/flow/20230927_hours/drafts/2024-01-g/28.01.docx
+++ b/flow/20230927_hours/drafts/2024-01-g/28.01.docx
@@ -1504,6 +1504,24 @@
       </w:r>
     </w:p>
     <w:p>
+      <w:r>
+        <w:rPr>
+          <w:rFonts w:ascii="Times New Roman" w:hAnsi="Times New Roman"/>
+          <w:i/>
+          <w:color w:val="FF0000"/>
+          <w:sz w:val="24"/>
+        </w:rPr>
+        <w:t>Тропар (г. 2):</w:t>
+      </w:r>
+      <w:r>
+        <w:rPr>
+          <w:rFonts w:ascii="Times New Roman" w:hAnsi="Times New Roman"/>
+          <w:sz w:val="24"/>
+        </w:rPr>
+        <w:t xml:space="preserve"> Коли зійшов Ти до смерти, Життя безсмертне, * тоді ад умертвив Ти блистінням божества. * Коли ж і умерлих із глибин підземних воскресив Ти, * всі сили небесні взивали: * Життєдавче, Христе Боже наш, слава Тобі.</w:t>
+      </w:r>
+    </w:p>
+    <w:p>
       <w:pPr>
         <w:spacing w:line="240" w:lineRule="auto"/>
         <w:rPr>
@@ -1941,6 +1959,25 @@
           <w:sz w:val="24"/>
         </w:rPr>
         <w:t>Амінь.</w:t>
+      </w:r>
+    </w:p>
+    <w:p>
+      <w:r>
+        <w:rPr>
+          <w:rFonts w:ascii="Times New Roman" w:hAnsi="Times New Roman"/>
+          <w:i/>
+          <w:color w:val="FF4400"/>
+          <w:sz w:val="24"/>
+        </w:rPr>
+        <w:t xml:space="preserve">Кондак Тріоді (г. 3): </w:t>
+      </w:r>
+      <w:r>
+        <w:rPr>
+          <w:rFonts w:ascii="Times New Roman" w:hAnsi="Times New Roman"/>
+          <w:color w:val="333333"/>
+          <w:sz w:val="24"/>
+        </w:rPr>
+        <w:t>Від батьківської слави Твоєї я віддалився безумно, * у злому я розтратив багатство, яке передав Ти мені. * Тому Тобі блудного голос приношу: * Согрішив я перед Тобою, Отче щедрий, прийми мене – каюся, * і вчини мене, як одного з наємників Твоїх.</w:t>
       </w:r>
     </w:p>
     <w:p>
@@ -4408,14 +4445,14 @@
           <w:color w:val="FF0000"/>
           <w:sz w:val="24"/>
         </w:rPr>
-        <w:t>Тропар (г. 8):</w:t>
-      </w:r>
-      <w:r>
-        <w:rPr>
-          <w:rFonts w:ascii="Times New Roman" w:hAnsi="Times New Roman"/>
-          <w:sz w:val="24"/>
-        </w:rPr>
-        <w:t xml:space="preserve"> Потоками сліз твоїх Ти неродючу пустиню управив* і з глибини зітханнями Ти в трудах приніс стократні плоди,* і був Ти світильником вселенної, сіяючи чудесами, Саво, отче наш.* Моли Христа Бога, щоб спаслися душі наші.</w:t>
+        <w:t>Тропар (г. 2):</w:t>
+      </w:r>
+      <w:r>
+        <w:rPr>
+          <w:rFonts w:ascii="Times New Roman" w:hAnsi="Times New Roman"/>
+          <w:sz w:val="24"/>
+        </w:rPr>
+        <w:t xml:space="preserve"> Коли зійшов Ти до смерти, Життя безсмертне, * тоді ад умертвив Ти блистінням божества. * Коли ж і умерлих із глибин підземних воскресив Ти, * всі сили небесні взивали: * Життєдавче, Христе Боже наш, слава Тобі.</w:t>
       </w:r>
     </w:p>
     <w:p>
@@ -4822,17 +4859,18 @@
         <w:rPr>
           <w:rFonts w:ascii="Times New Roman" w:hAnsi="Times New Roman"/>
           <w:i/>
-          <w:color w:val="FF0000"/>
-          <w:sz w:val="24"/>
-        </w:rPr>
-        <w:t>Кондак (г. 2):</w:t>
-      </w:r>
-      <w:r>
-        <w:rPr>
-          <w:rFonts w:ascii="Times New Roman" w:hAnsi="Times New Roman"/>
-          <w:sz w:val="24"/>
-        </w:rPr>
-        <w:t xml:space="preserve"> Час судний завжди бачачи,* ридав ти гірко, Єфреме, як любитель безмовності,* діяльністю ж був ти учителем діл, преподобний,* тому, отче всесвітній, лінивих заохочуєш до покаяння.</w:t>
+          <w:color w:val="FF4400"/>
+          <w:sz w:val="24"/>
+        </w:rPr>
+        <w:t xml:space="preserve">Кондак Тріоді (г. 3): </w:t>
+      </w:r>
+      <w:r>
+        <w:rPr>
+          <w:rFonts w:ascii="Times New Roman" w:hAnsi="Times New Roman"/>
+          <w:color w:val="333333"/>
+          <w:sz w:val="24"/>
+        </w:rPr>
+        <w:t>Від батьківської слави Твоєї я віддалився безумно, * у злому я розтратив багатство, яке передав Ти мені. * Тому Тобі блудного голос приношу: * Согрішив я перед Тобою, Отче щедрий, прийми мене – каюся, * і вчини мене, як одного з наємників Твоїх.</w:t>
       </w:r>
     </w:p>
     <w:p>
@@ -7011,6 +7049,24 @@
       </w:r>
     </w:p>
     <w:p>
+      <w:r>
+        <w:rPr>
+          <w:rFonts w:ascii="Times New Roman" w:hAnsi="Times New Roman"/>
+          <w:i/>
+          <w:color w:val="FF0000"/>
+          <w:sz w:val="24"/>
+        </w:rPr>
+        <w:t>Тропар (г. 2):</w:t>
+      </w:r>
+      <w:r>
+        <w:rPr>
+          <w:rFonts w:ascii="Times New Roman" w:hAnsi="Times New Roman"/>
+          <w:sz w:val="24"/>
+        </w:rPr>
+        <w:t xml:space="preserve"> Коли зійшов Ти до смерти, Життя безсмертне, * тоді ад умертвив Ти блистінням божества. * Коли ж і умерлих із глибин підземних воскресив Ти, * всі сили небесні взивали: * Життєдавче, Христе Боже наш, слава Тобі.</w:t>
+      </w:r>
+    </w:p>
+    <w:p>
       <w:pPr>
         <w:spacing w:line="240" w:lineRule="auto"/>
         <w:rPr>
@@ -7492,6 +7548,25 @@
           <w:sz w:val="24"/>
         </w:rPr>
         <w:t>Амінь.</w:t>
+      </w:r>
+    </w:p>
+    <w:p>
+      <w:r>
+        <w:rPr>
+          <w:rFonts w:ascii="Times New Roman" w:hAnsi="Times New Roman"/>
+          <w:i/>
+          <w:color w:val="FF4400"/>
+          <w:sz w:val="24"/>
+        </w:rPr>
+        <w:t xml:space="preserve">Кондак Тріоді (г. 3): </w:t>
+      </w:r>
+      <w:r>
+        <w:rPr>
+          <w:rFonts w:ascii="Times New Roman" w:hAnsi="Times New Roman"/>
+          <w:color w:val="333333"/>
+          <w:sz w:val="24"/>
+        </w:rPr>
+        <w:t>Від батьківської слави Твоєї я віддалився безумно, * у злому я розтратив багатство, яке передав Ти мені. * Тому Тобі блудного голос приношу: * Согрішив я перед Тобою, Отче щедрий, прийми мене – каюся, * і вчини мене, як одного з наємників Твоїх.</w:t>
       </w:r>
     </w:p>
     <w:p>
@@ -9464,14 +9539,14 @@
           <w:color w:val="FF0000"/>
           <w:sz w:val="24"/>
         </w:rPr>
-        <w:t>Тропар (г. 8):</w:t>
-      </w:r>
-      <w:r>
-        <w:rPr>
-          <w:rFonts w:ascii="Times New Roman" w:hAnsi="Times New Roman"/>
-          <w:sz w:val="24"/>
-        </w:rPr>
-        <w:t xml:space="preserve"> Потоками сліз твоїх Ти неродючу пустиню управив* і з глибини зітханнями Ти в трудах приніс стократні плоди,* і був Ти світильником вселенної, сіяючи чудесами, Саво, отче наш.* Моли Христа Бога, щоб спаслися душі наші.</w:t>
+        <w:t>Тропар (г. 2):</w:t>
+      </w:r>
+      <w:r>
+        <w:rPr>
+          <w:rFonts w:ascii="Times New Roman" w:hAnsi="Times New Roman"/>
+          <w:sz w:val="24"/>
+        </w:rPr>
+        <w:t xml:space="preserve"> Коли зійшов Ти до смерти, Життя безсмертне, * тоді ад умертвив Ти блистінням божества. * Коли ж і умерлих із глибин підземних воскресив Ти, * всі сили небесні взивали: * Життєдавче, Христе Боже наш, слава Тобі.</w:t>
       </w:r>
     </w:p>
     <w:p>
@@ -9942,17 +10017,18 @@
         <w:rPr>
           <w:rFonts w:ascii="Times New Roman" w:hAnsi="Times New Roman"/>
           <w:i/>
-          <w:color w:val="FF0000"/>
-          <w:sz w:val="24"/>
-        </w:rPr>
-        <w:t>Кондак (г. 2):</w:t>
-      </w:r>
-      <w:r>
-        <w:rPr>
-          <w:rFonts w:ascii="Times New Roman" w:hAnsi="Times New Roman"/>
-          <w:sz w:val="24"/>
-        </w:rPr>
-        <w:t xml:space="preserve"> Час судний завжди бачачи,* ридав ти гірко, Єфреме, як любитель безмовності,* діяльністю ж був ти учителем діл, преподобний,* тому, отче всесвітній, лінивих заохочуєш до покаяння.</w:t>
+          <w:color w:val="FF4400"/>
+          <w:sz w:val="24"/>
+        </w:rPr>
+        <w:t xml:space="preserve">Кондак Тріоді (г. 3): </w:t>
+      </w:r>
+      <w:r>
+        <w:rPr>
+          <w:rFonts w:ascii="Times New Roman" w:hAnsi="Times New Roman"/>
+          <w:color w:val="333333"/>
+          <w:sz w:val="24"/>
+        </w:rPr>
+        <w:t>Від батьківської слави Твоєї я віддалився безумно, * у злому я розтратив багатство, яке передав Ти мені. * Тому Тобі блудного голос приношу: * Согрішив я перед Тобою, Отче щедрий, прийми мене – каюся, * і вчини мене, як одного з наємників Твоїх.</w:t>
       </w:r>
     </w:p>
     <w:p>
